--- a/02-modulo2-agente-transformacion/templates/Non Template Resume.docx
+++ b/02-modulo2-agente-transformacion/templates/Non Template Resume.docx
@@ -463,7 +463,7 @@
         <w:sz w:val="16"/>
         <w:szCs w:val="16"/>
       </w:rPr>
-      <w:t>Name</w:t>
+      <w:t>{{ full_name }}</w:t>
     </w:r>
   </w:p>
   <w:p>
